--- a/SPED PRC - Cover.docx
+++ b/SPED PRC - Cover.docx
@@ -1684,7 +1684,7 @@
         <w:spacing w:after="0" w:line="240" w:lineRule="auto"/>
         <w:jc w:val="center"/>
         <w:rPr>
-          <w:rFonts w:ascii="Times New Roman" w:hAnsi="Times New Roman" w:cs="Times New Roman"/>
+          <w:rFonts w:ascii="Fredoka" w:hAnsi="Fredoka" w:cs="Fredoka"/>
           <w:b/>
           <w:sz w:val="32"/>
           <w:szCs w:val="32"/>
@@ -1692,7 +1692,7 @@
       </w:pPr>
       <w:r>
         <w:rPr>
-          <w:rFonts w:ascii="Times New Roman" w:hAnsi="Times New Roman" w:cs="Times New Roman"/>
+          <w:rFonts w:ascii="Fredoka" w:hAnsi="Fredoka" w:cs="Fredoka"/>
           <w:b/>
           <w:sz w:val="32"/>
           <w:szCs w:val="32"/>
@@ -1701,7 +1701,7 @@
       </w:r>
       <w:r>
         <w:rPr>
-          <w:rFonts w:ascii="Times New Roman" w:hAnsi="Times New Roman" w:cs="Times New Roman"/>
+          <w:rFonts w:ascii="Fredoka" w:hAnsi="Fredoka" w:cs="Fredoka"/>
           <w:b/>
           <w:sz w:val="32"/>
           <w:szCs w:val="32"/>
@@ -5195,6 +5195,7 @@
   <w:style w:type="character" w:default="1" w:styleId="DefaultParagraphFont">
     <w:name w:val="Default Paragraph Font"/>
     <w:uiPriority w:val="1"/>
+    <w:semiHidden/>
     <w:unhideWhenUsed/>
   </w:style>
   <w:style w:type="table" w:default="1" w:styleId="TableNormal">

--- a/SPED PRC - Cover.docx
+++ b/SPED PRC - Cover.docx
@@ -3140,8 +3140,8 @@
           </w:p>
         </w:tc>
       </w:tr>
+      <w:bookmarkEnd w:id="1"/>
     </w:tbl>
-    <w:bookmarkEnd w:id="1"/>
     <w:p>
       <w:pPr>
         <w:spacing w:after="0"/>
@@ -3185,7 +3185,10 @@
           </w14:textFill>
         </w:rPr>
       </w:pPr>
-      <w:r>
+    </w:p>
+    <w:p>
+      <w:pPr>
+        <w:spacing w:after="0"/>
         <w:rPr>
           <w:rFonts w:ascii="Arial Rounded MT Bold" w:hAnsi="Arial Rounded MT Bold"/>
           <w:b/>
@@ -3225,8 +3228,7 @@
             </w14:gradFill>
           </w14:textFill>
         </w:rPr>
-        <w:t>{/students}</w:t>
-      </w:r>
+      </w:pPr>
     </w:p>
     <w:p>
       <w:pPr>
@@ -3279,6 +3281,489 @@
           <w:rFonts w:ascii="Arial Rounded MT Bold" w:hAnsi="Arial Rounded MT Bold"/>
           <w:b/>
           <w:bCs/>
+          <w:sz w:val="2"/>
+          <w:szCs w:val="2"/>
+          <w14:textOutline w14:w="6350" w14:cap="rnd" w14:cmpd="sng" w14:algn="ctr">
+            <w14:solidFill>
+              <w14:srgbClr w14:val="000000"/>
+            </w14:solidFill>
+            <w14:prstDash w14:val="solid"/>
+            <w14:bevel/>
+          </w14:textOutline>
+          <w14:textFill>
+            <w14:gradFill>
+              <w14:gsLst>
+                <w14:gs w14:pos="80000">
+                  <w14:srgbClr w14:val="0070C0"/>
+                </w14:gs>
+                <w14:gs w14:pos="59000">
+                  <w14:srgbClr w14:val="00B050"/>
+                </w14:gs>
+                <w14:gs w14:pos="41000">
+                  <w14:srgbClr w14:val="FFFF00"/>
+                </w14:gs>
+                <w14:gs w14:pos="20000">
+                  <w14:srgbClr w14:val="FFC000"/>
+                </w14:gs>
+                <w14:gs w14:pos="0">
+                  <w14:srgbClr w14:val="FF0000"/>
+                </w14:gs>
+                <w14:gs w14:pos="100000">
+                  <w14:srgbClr w14:val="7030A0"/>
+                </w14:gs>
+              </w14:gsLst>
+              <w14:lin w14:ang="0" w14:scaled="0"/>
+            </w14:gradFill>
+          </w14:textFill>
+        </w:rPr>
+      </w:pPr>
+    </w:p>
+    <w:p>
+      <w:pPr>
+        <w:spacing w:after="0"/>
+        <w:rPr>
+          <w:rFonts w:ascii="Arial Rounded MT Bold" w:hAnsi="Arial Rounded MT Bold"/>
+          <w:b/>
+          <w:bCs/>
+          <w:sz w:val="2"/>
+          <w:szCs w:val="2"/>
+          <w14:textOutline w14:w="6350" w14:cap="rnd" w14:cmpd="sng" w14:algn="ctr">
+            <w14:solidFill>
+              <w14:srgbClr w14:val="000000"/>
+            </w14:solidFill>
+            <w14:prstDash w14:val="solid"/>
+            <w14:bevel/>
+          </w14:textOutline>
+          <w14:textFill>
+            <w14:gradFill>
+              <w14:gsLst>
+                <w14:gs w14:pos="80000">
+                  <w14:srgbClr w14:val="0070C0"/>
+                </w14:gs>
+                <w14:gs w14:pos="59000">
+                  <w14:srgbClr w14:val="00B050"/>
+                </w14:gs>
+                <w14:gs w14:pos="41000">
+                  <w14:srgbClr w14:val="FFFF00"/>
+                </w14:gs>
+                <w14:gs w14:pos="20000">
+                  <w14:srgbClr w14:val="FFC000"/>
+                </w14:gs>
+                <w14:gs w14:pos="0">
+                  <w14:srgbClr w14:val="FF0000"/>
+                </w14:gs>
+                <w14:gs w14:pos="100000">
+                  <w14:srgbClr w14:val="7030A0"/>
+                </w14:gs>
+              </w14:gsLst>
+              <w14:lin w14:ang="0" w14:scaled="0"/>
+            </w14:gradFill>
+          </w14:textFill>
+        </w:rPr>
+      </w:pPr>
+    </w:p>
+    <w:p>
+      <w:pPr>
+        <w:spacing w:after="0"/>
+        <w:rPr>
+          <w:rFonts w:ascii="Arial Rounded MT Bold" w:hAnsi="Arial Rounded MT Bold"/>
+          <w:b/>
+          <w:bCs/>
+          <w:sz w:val="2"/>
+          <w:szCs w:val="2"/>
+          <w14:textOutline w14:w="6350" w14:cap="rnd" w14:cmpd="sng" w14:algn="ctr">
+            <w14:solidFill>
+              <w14:srgbClr w14:val="000000"/>
+            </w14:solidFill>
+            <w14:prstDash w14:val="solid"/>
+            <w14:bevel/>
+          </w14:textOutline>
+          <w14:textFill>
+            <w14:gradFill>
+              <w14:gsLst>
+                <w14:gs w14:pos="80000">
+                  <w14:srgbClr w14:val="0070C0"/>
+                </w14:gs>
+                <w14:gs w14:pos="59000">
+                  <w14:srgbClr w14:val="00B050"/>
+                </w14:gs>
+                <w14:gs w14:pos="41000">
+                  <w14:srgbClr w14:val="FFFF00"/>
+                </w14:gs>
+                <w14:gs w14:pos="20000">
+                  <w14:srgbClr w14:val="FFC000"/>
+                </w14:gs>
+                <w14:gs w14:pos="0">
+                  <w14:srgbClr w14:val="FF0000"/>
+                </w14:gs>
+                <w14:gs w14:pos="100000">
+                  <w14:srgbClr w14:val="7030A0"/>
+                </w14:gs>
+              </w14:gsLst>
+              <w14:lin w14:ang="0" w14:scaled="0"/>
+            </w14:gradFill>
+          </w14:textFill>
+        </w:rPr>
+      </w:pPr>
+    </w:p>
+    <w:p>
+      <w:pPr>
+        <w:spacing w:after="0"/>
+        <w:rPr>
+          <w:rFonts w:ascii="Arial Rounded MT Bold" w:hAnsi="Arial Rounded MT Bold"/>
+          <w:b/>
+          <w:bCs/>
+          <w:sz w:val="2"/>
+          <w:szCs w:val="2"/>
+          <w14:textOutline w14:w="6350" w14:cap="rnd" w14:cmpd="sng" w14:algn="ctr">
+            <w14:solidFill>
+              <w14:srgbClr w14:val="000000"/>
+            </w14:solidFill>
+            <w14:prstDash w14:val="solid"/>
+            <w14:bevel/>
+          </w14:textOutline>
+          <w14:textFill>
+            <w14:gradFill>
+              <w14:gsLst>
+                <w14:gs w14:pos="80000">
+                  <w14:srgbClr w14:val="0070C0"/>
+                </w14:gs>
+                <w14:gs w14:pos="59000">
+                  <w14:srgbClr w14:val="00B050"/>
+                </w14:gs>
+                <w14:gs w14:pos="41000">
+                  <w14:srgbClr w14:val="FFFF00"/>
+                </w14:gs>
+                <w14:gs w14:pos="20000">
+                  <w14:srgbClr w14:val="FFC000"/>
+                </w14:gs>
+                <w14:gs w14:pos="0">
+                  <w14:srgbClr w14:val="FF0000"/>
+                </w14:gs>
+                <w14:gs w14:pos="100000">
+                  <w14:srgbClr w14:val="7030A0"/>
+                </w14:gs>
+              </w14:gsLst>
+              <w14:lin w14:ang="0" w14:scaled="0"/>
+            </w14:gradFill>
+          </w14:textFill>
+        </w:rPr>
+      </w:pPr>
+    </w:p>
+    <w:p>
+      <w:pPr>
+        <w:spacing w:after="0"/>
+        <w:rPr>
+          <w:rFonts w:ascii="Arial Rounded MT Bold" w:hAnsi="Arial Rounded MT Bold"/>
+          <w:b/>
+          <w:bCs/>
+          <w:sz w:val="2"/>
+          <w:szCs w:val="2"/>
+          <w14:textOutline w14:w="6350" w14:cap="rnd" w14:cmpd="sng" w14:algn="ctr">
+            <w14:solidFill>
+              <w14:srgbClr w14:val="000000"/>
+            </w14:solidFill>
+            <w14:prstDash w14:val="solid"/>
+            <w14:bevel/>
+          </w14:textOutline>
+          <w14:textFill>
+            <w14:gradFill>
+              <w14:gsLst>
+                <w14:gs w14:pos="80000">
+                  <w14:srgbClr w14:val="0070C0"/>
+                </w14:gs>
+                <w14:gs w14:pos="59000">
+                  <w14:srgbClr w14:val="00B050"/>
+                </w14:gs>
+                <w14:gs w14:pos="41000">
+                  <w14:srgbClr w14:val="FFFF00"/>
+                </w14:gs>
+                <w14:gs w14:pos="20000">
+                  <w14:srgbClr w14:val="FFC000"/>
+                </w14:gs>
+                <w14:gs w14:pos="0">
+                  <w14:srgbClr w14:val="FF0000"/>
+                </w14:gs>
+                <w14:gs w14:pos="100000">
+                  <w14:srgbClr w14:val="7030A0"/>
+                </w14:gs>
+              </w14:gsLst>
+              <w14:lin w14:ang="0" w14:scaled="0"/>
+            </w14:gradFill>
+          </w14:textFill>
+        </w:rPr>
+      </w:pPr>
+    </w:p>
+    <w:p>
+      <w:pPr>
+        <w:spacing w:after="0"/>
+        <w:rPr>
+          <w:rFonts w:ascii="Arial Rounded MT Bold" w:hAnsi="Arial Rounded MT Bold"/>
+          <w:b/>
+          <w:bCs/>
+          <w:sz w:val="2"/>
+          <w:szCs w:val="2"/>
+          <w14:textOutline w14:w="6350" w14:cap="rnd" w14:cmpd="sng" w14:algn="ctr">
+            <w14:solidFill>
+              <w14:srgbClr w14:val="000000"/>
+            </w14:solidFill>
+            <w14:prstDash w14:val="solid"/>
+            <w14:bevel/>
+          </w14:textOutline>
+          <w14:textFill>
+            <w14:gradFill>
+              <w14:gsLst>
+                <w14:gs w14:pos="80000">
+                  <w14:srgbClr w14:val="0070C0"/>
+                </w14:gs>
+                <w14:gs w14:pos="59000">
+                  <w14:srgbClr w14:val="00B050"/>
+                </w14:gs>
+                <w14:gs w14:pos="41000">
+                  <w14:srgbClr w14:val="FFFF00"/>
+                </w14:gs>
+                <w14:gs w14:pos="20000">
+                  <w14:srgbClr w14:val="FFC000"/>
+                </w14:gs>
+                <w14:gs w14:pos="0">
+                  <w14:srgbClr w14:val="FF0000"/>
+                </w14:gs>
+                <w14:gs w14:pos="100000">
+                  <w14:srgbClr w14:val="7030A0"/>
+                </w14:gs>
+              </w14:gsLst>
+              <w14:lin w14:ang="0" w14:scaled="0"/>
+            </w14:gradFill>
+          </w14:textFill>
+        </w:rPr>
+      </w:pPr>
+    </w:p>
+    <w:p>
+      <w:pPr>
+        <w:spacing w:after="0"/>
+        <w:rPr>
+          <w:rFonts w:ascii="Arial Rounded MT Bold" w:hAnsi="Arial Rounded MT Bold"/>
+          <w:b/>
+          <w:bCs/>
+          <w:sz w:val="2"/>
+          <w:szCs w:val="2"/>
+          <w14:textOutline w14:w="6350" w14:cap="rnd" w14:cmpd="sng" w14:algn="ctr">
+            <w14:solidFill>
+              <w14:srgbClr w14:val="000000"/>
+            </w14:solidFill>
+            <w14:prstDash w14:val="solid"/>
+            <w14:bevel/>
+          </w14:textOutline>
+          <w14:textFill>
+            <w14:gradFill>
+              <w14:gsLst>
+                <w14:gs w14:pos="80000">
+                  <w14:srgbClr w14:val="0070C0"/>
+                </w14:gs>
+                <w14:gs w14:pos="59000">
+                  <w14:srgbClr w14:val="00B050"/>
+                </w14:gs>
+                <w14:gs w14:pos="41000">
+                  <w14:srgbClr w14:val="FFFF00"/>
+                </w14:gs>
+                <w14:gs w14:pos="20000">
+                  <w14:srgbClr w14:val="FFC000"/>
+                </w14:gs>
+                <w14:gs w14:pos="0">
+                  <w14:srgbClr w14:val="FF0000"/>
+                </w14:gs>
+                <w14:gs w14:pos="100000">
+                  <w14:srgbClr w14:val="7030A0"/>
+                </w14:gs>
+              </w14:gsLst>
+              <w14:lin w14:ang="0" w14:scaled="0"/>
+            </w14:gradFill>
+          </w14:textFill>
+        </w:rPr>
+      </w:pPr>
+    </w:p>
+    <w:p>
+      <w:pPr>
+        <w:spacing w:after="0"/>
+        <w:rPr>
+          <w:rFonts w:ascii="Arial Rounded MT Bold" w:hAnsi="Arial Rounded MT Bold"/>
+          <w:b/>
+          <w:bCs/>
+          <w:sz w:val="2"/>
+          <w:szCs w:val="2"/>
+          <w14:textOutline w14:w="6350" w14:cap="rnd" w14:cmpd="sng" w14:algn="ctr">
+            <w14:solidFill>
+              <w14:srgbClr w14:val="000000"/>
+            </w14:solidFill>
+            <w14:prstDash w14:val="solid"/>
+            <w14:bevel/>
+          </w14:textOutline>
+          <w14:textFill>
+            <w14:gradFill>
+              <w14:gsLst>
+                <w14:gs w14:pos="80000">
+                  <w14:srgbClr w14:val="0070C0"/>
+                </w14:gs>
+                <w14:gs w14:pos="59000">
+                  <w14:srgbClr w14:val="00B050"/>
+                </w14:gs>
+                <w14:gs w14:pos="41000">
+                  <w14:srgbClr w14:val="FFFF00"/>
+                </w14:gs>
+                <w14:gs w14:pos="20000">
+                  <w14:srgbClr w14:val="FFC000"/>
+                </w14:gs>
+                <w14:gs w14:pos="0">
+                  <w14:srgbClr w14:val="FF0000"/>
+                </w14:gs>
+                <w14:gs w14:pos="100000">
+                  <w14:srgbClr w14:val="7030A0"/>
+                </w14:gs>
+              </w14:gsLst>
+              <w14:lin w14:ang="0" w14:scaled="0"/>
+            </w14:gradFill>
+          </w14:textFill>
+        </w:rPr>
+      </w:pPr>
+    </w:p>
+    <w:p>
+      <w:pPr>
+        <w:spacing w:after="0"/>
+        <w:rPr>
+          <w:rFonts w:ascii="Arial Rounded MT Bold" w:hAnsi="Arial Rounded MT Bold"/>
+          <w:b/>
+          <w:bCs/>
+          <w:sz w:val="2"/>
+          <w:szCs w:val="2"/>
+          <w14:textOutline w14:w="6350" w14:cap="rnd" w14:cmpd="sng" w14:algn="ctr">
+            <w14:solidFill>
+              <w14:srgbClr w14:val="000000"/>
+            </w14:solidFill>
+            <w14:prstDash w14:val="solid"/>
+            <w14:bevel/>
+          </w14:textOutline>
+          <w14:textFill>
+            <w14:gradFill>
+              <w14:gsLst>
+                <w14:gs w14:pos="80000">
+                  <w14:srgbClr w14:val="0070C0"/>
+                </w14:gs>
+                <w14:gs w14:pos="59000">
+                  <w14:srgbClr w14:val="00B050"/>
+                </w14:gs>
+                <w14:gs w14:pos="41000">
+                  <w14:srgbClr w14:val="FFFF00"/>
+                </w14:gs>
+                <w14:gs w14:pos="20000">
+                  <w14:srgbClr w14:val="FFC000"/>
+                </w14:gs>
+                <w14:gs w14:pos="0">
+                  <w14:srgbClr w14:val="FF0000"/>
+                </w14:gs>
+                <w14:gs w14:pos="100000">
+                  <w14:srgbClr w14:val="7030A0"/>
+                </w14:gs>
+              </w14:gsLst>
+              <w14:lin w14:ang="0" w14:scaled="0"/>
+            </w14:gradFill>
+          </w14:textFill>
+        </w:rPr>
+      </w:pPr>
+    </w:p>
+    <w:p>
+      <w:pPr>
+        <w:spacing w:after="0"/>
+        <w:rPr>
+          <w:rFonts w:ascii="Arial Rounded MT Bold" w:hAnsi="Arial Rounded MT Bold"/>
+          <w:b/>
+          <w:bCs/>
+          <w:sz w:val="2"/>
+          <w:szCs w:val="2"/>
+          <w14:textOutline w14:w="6350" w14:cap="rnd" w14:cmpd="sng" w14:algn="ctr">
+            <w14:solidFill>
+              <w14:srgbClr w14:val="000000"/>
+            </w14:solidFill>
+            <w14:prstDash w14:val="solid"/>
+            <w14:bevel/>
+          </w14:textOutline>
+          <w14:textFill>
+            <w14:gradFill>
+              <w14:gsLst>
+                <w14:gs w14:pos="80000">
+                  <w14:srgbClr w14:val="0070C0"/>
+                </w14:gs>
+                <w14:gs w14:pos="59000">
+                  <w14:srgbClr w14:val="00B050"/>
+                </w14:gs>
+                <w14:gs w14:pos="41000">
+                  <w14:srgbClr w14:val="FFFF00"/>
+                </w14:gs>
+                <w14:gs w14:pos="20000">
+                  <w14:srgbClr w14:val="FFC000"/>
+                </w14:gs>
+                <w14:gs w14:pos="0">
+                  <w14:srgbClr w14:val="FF0000"/>
+                </w14:gs>
+                <w14:gs w14:pos="100000">
+                  <w14:srgbClr w14:val="7030A0"/>
+                </w14:gs>
+              </w14:gsLst>
+              <w14:lin w14:ang="0" w14:scaled="0"/>
+            </w14:gradFill>
+          </w14:textFill>
+        </w:rPr>
+      </w:pPr>
+      <w:r>
+        <w:rPr>
+          <w:rFonts w:ascii="Arial Rounded MT Bold" w:hAnsi="Arial Rounded MT Bold"/>
+          <w:b/>
+          <w:bCs/>
+          <w:sz w:val="2"/>
+          <w:szCs w:val="2"/>
+          <w14:textOutline w14:w="6350" w14:cap="rnd" w14:cmpd="sng" w14:algn="ctr">
+            <w14:solidFill>
+              <w14:srgbClr w14:val="000000"/>
+            </w14:solidFill>
+            <w14:prstDash w14:val="solid"/>
+            <w14:bevel/>
+          </w14:textOutline>
+          <w14:textFill>
+            <w14:gradFill>
+              <w14:gsLst>
+                <w14:gs w14:pos="80000">
+                  <w14:srgbClr w14:val="0070C0"/>
+                </w14:gs>
+                <w14:gs w14:pos="59000">
+                  <w14:srgbClr w14:val="00B050"/>
+                </w14:gs>
+                <w14:gs w14:pos="41000">
+                  <w14:srgbClr w14:val="FFFF00"/>
+                </w14:gs>
+                <w14:gs w14:pos="20000">
+                  <w14:srgbClr w14:val="FFC000"/>
+                </w14:gs>
+                <w14:gs w14:pos="0">
+                  <w14:srgbClr w14:val="FF0000"/>
+                </w14:gs>
+                <w14:gs w14:pos="100000">
+                  <w14:srgbClr w14:val="7030A0"/>
+                </w14:gs>
+              </w14:gsLst>
+              <w14:lin w14:ang="0" w14:scaled="0"/>
+            </w14:gradFill>
+          </w14:textFill>
+        </w:rPr>
+        <w:lastRenderedPageBreak/>
+        <w:t>{/students}</w:t>
+      </w:r>
+    </w:p>
+    <w:p>
+      <w:pPr>
+        <w:spacing w:after="0"/>
+        <w:rPr>
+          <w:rFonts w:ascii="Arial Rounded MT Bold" w:hAnsi="Arial Rounded MT Bold"/>
+          <w:b/>
+          <w:bCs/>
           <w:sz w:val="24"/>
           <w:szCs w:val="24"/>
           <w14:textOutline w14:w="6350" w14:cap="rnd" w14:cmpd="sng" w14:algn="ctr">
@@ -3326,7 +3811,6 @@
           <w14:ligatures w14:val="none"/>
           <w14:cntxtAlts w14:val="0"/>
         </w:rPr>
-        <w:lastRenderedPageBreak/>
         <w:drawing>
           <wp:inline distT="0" distB="0" distL="0" distR="0" wp14:anchorId="66B391A2" wp14:editId="3C3718AA">
             <wp:extent cx="4408098" cy="6539579"/>
@@ -3478,9 +3962,9 @@
           <w14:cntxtAlts w14:val="0"/>
         </w:rPr>
         <w:drawing>
-          <wp:inline distT="0" distB="0" distL="0" distR="0" wp14:anchorId="421F70AB" wp14:editId="2B2F7D6A">
-            <wp:extent cx="4373592" cy="6431954"/>
-            <wp:effectExtent l="0" t="0" r="8255" b="6985"/>
+          <wp:inline distT="0" distB="0" distL="0" distR="0" wp14:anchorId="421F70AB" wp14:editId="2E922BB4">
+            <wp:extent cx="4373245" cy="6400800"/>
+            <wp:effectExtent l="0" t="0" r="8255" b="0"/>
             <wp:docPr id="794586012" name="Picture 2" descr="A white sheet of paper with black text&#10;&#10;AI-generated content may be incorrect."/>
             <wp:cNvGraphicFramePr>
               <a:graphicFrameLocks xmlns:a="http://schemas.openxmlformats.org/drawingml/2006/main" noChangeAspect="1"/>
@@ -3508,7 +3992,7 @@
                   <pic:spPr bwMode="auto">
                     <a:xfrm>
                       <a:off x="0" y="0"/>
-                      <a:ext cx="4379008" cy="6439920"/>
+                      <a:ext cx="4379008" cy="6409235"/>
                     </a:xfrm>
                     <a:prstGeom prst="rect">
                       <a:avLst/>

--- a/SPED PRC - Cover.docx
+++ b/SPED PRC - Cover.docx
@@ -2796,7 +2796,7 @@
       <w:tr>
         <w:tc>
           <w:tcPr>
-            <w:tcW w:w="2498" w:type="pct"/>
+            <w:tcW w:w="2499" w:type="pct"/>
             <w:tcBorders>
               <w:bottom w:val="single" w:sz="4" w:space="0" w:color="000000"/>
             </w:tcBorders>
@@ -2909,7 +2909,7 @@
       <w:tr>
         <w:tc>
           <w:tcPr>
-            <w:tcW w:w="2498" w:type="pct"/>
+            <w:tcW w:w="2499" w:type="pct"/>
             <w:tcBorders>
               <w:top w:val="single" w:sz="4" w:space="0" w:color="000000"/>
               <w:bottom w:val="single" w:sz="4" w:space="0" w:color="FFFFFF" w:themeColor="background1"/>
@@ -2999,6 +2999,29 @@
         </w:tc>
       </w:tr>
     </w:tbl>
+    <w:p>
+      <w:pPr>
+        <w:spacing w:after="0" w:line="240" w:lineRule="auto"/>
+        <w:jc w:val="center"/>
+        <w:rPr>
+          <w:rFonts w:ascii="Fredoka" w:hAnsi="Fredoka" w:cs="Fredoka"/>
+          <w:b/>
+          <w:bCs/>
+          <w:sz w:val="2"/>
+          <w:szCs w:val="2"/>
+        </w:rPr>
+      </w:pPr>
+      <w:r>
+        <w:rPr>
+          <w:rFonts w:ascii="Fredoka" w:hAnsi="Fredoka" w:cs="Fredoka"/>
+          <w:b/>
+          <w:bCs/>
+          <w:sz w:val="2"/>
+          <w:szCs w:val="2"/>
+        </w:rPr>
+        <w:t>{/student}</w:t>
+      </w:r>
+    </w:p>
     <w:tbl>
       <w:tblPr>
         <w:tblStyle w:val="TableGrid"/>
@@ -3066,39 +3089,7 @@
                 <w:szCs w:val="36"/>
               </w:rPr>
               <w:lastRenderedPageBreak/>
-              <w:t>{/</w:t>
-            </w:r>
-            <w:proofErr w:type="gramStart"/>
-            <w:r>
-              <w:rPr>
-                <w:rFonts w:ascii="Fredoka" w:hAnsi="Fredoka" w:cs="Fredoka"/>
-                <w:b/>
-                <w:bCs/>
-                <w:sz w:val="36"/>
-                <w:szCs w:val="36"/>
-              </w:rPr>
-              <w:t>student}</w:t>
-            </w:r>
-            <w:r>
-              <w:rPr>
-                <w:rFonts w:ascii="Fredoka" w:hAnsi="Fredoka" w:cs="Fredoka"/>
-                <w:b/>
-                <w:bCs/>
-                <w:sz w:val="36"/>
-                <w:szCs w:val="36"/>
-              </w:rPr>
-              <w:t>DAILY</w:t>
-            </w:r>
-            <w:proofErr w:type="gramEnd"/>
-            <w:r>
-              <w:rPr>
-                <w:rFonts w:ascii="Fredoka" w:hAnsi="Fredoka" w:cs="Fredoka"/>
-                <w:b/>
-                <w:bCs/>
-                <w:sz w:val="36"/>
-                <w:szCs w:val="36"/>
-              </w:rPr>
-              <w:t xml:space="preserve"> LIVING SKILLS DOMAIN</w:t>
+              <w:t>DAILY LIVING SKILLS DOMAIN</w:t>
             </w:r>
           </w:p>
         </w:tc>

--- a/SPED PRC - Cover.docx
+++ b/SPED PRC - Cover.docx
@@ -1435,33 +1435,26 @@
           <w:sz w:val="22"/>
           <w:szCs w:val="28"/>
         </w:rPr>
-        <w:t>{#</w:t>
+        <w:t>{#student}</w:t>
       </w:r>
-      <w:proofErr w:type="gramStart"/>
+    </w:p>
+    <w:p>
+      <w:pPr>
+        <w:spacing w:after="0" w:line="240" w:lineRule="auto"/>
+        <w:jc w:val="center"/>
+        <w:rPr>
+          <w:rFonts w:ascii="Old English Text MT" w:hAnsi="Old English Text MT" w:cs="Times New Roman"/>
+          <w:sz w:val="22"/>
+          <w:szCs w:val="28"/>
+        </w:rPr>
+      </w:pPr>
       <w:r>
         <w:rPr>
           <w:rFonts w:ascii="Old English Text MT" w:hAnsi="Old English Text MT" w:cs="Times New Roman"/>
           <w:sz w:val="22"/>
           <w:szCs w:val="28"/>
         </w:rPr>
-        <w:t>student}</w:t>
-      </w:r>
-      <w:r>
-        <w:rPr>
-          <w:rFonts w:ascii="Old English Text MT" w:hAnsi="Old English Text MT" w:cs="Times New Roman"/>
-          <w:sz w:val="22"/>
-          <w:szCs w:val="28"/>
-        </w:rPr>
-        <w:t>Republic</w:t>
-      </w:r>
-      <w:proofErr w:type="gramEnd"/>
-      <w:r>
-        <w:rPr>
-          <w:rFonts w:ascii="Old English Text MT" w:hAnsi="Old English Text MT" w:cs="Times New Roman"/>
-          <w:sz w:val="22"/>
-          <w:szCs w:val="28"/>
-        </w:rPr>
-        <w:t xml:space="preserve"> of the Philippines</w:t>
+        <w:t>Republic of the Philippines</w:t>
       </w:r>
     </w:p>
     <w:p>
@@ -2794,6 +2787,9 @@
         <w:gridCol w:w="3497"/>
       </w:tblGrid>
       <w:tr>
+        <w:trPr>
+          <w:trHeight w:val="576"/>
+        </w:trPr>
         <w:tc>
           <w:tcPr>
             <w:tcW w:w="2499" w:type="pct"/>
@@ -2807,8 +2803,8 @@
               <w:jc w:val="center"/>
               <w:rPr>
                 <w:rFonts w:ascii="Bernard MT Condensed" w:hAnsi="Bernard MT Condensed" w:cs="Arial"/>
-                <w:sz w:val="28"/>
-                <w:szCs w:val="28"/>
+                <w:sz w:val="22"/>
+                <w:szCs w:val="22"/>
               </w:rPr>
             </w:pPr>
             <w:bookmarkStart w:id="1" w:name="_Hlk62292843"/>
@@ -2862,8 +2858,8 @@
               <w:jc w:val="center"/>
               <w:rPr>
                 <w:rFonts w:ascii="Bernard MT Condensed" w:hAnsi="Bernard MT Condensed" w:cs="Arial"/>
-                <w:sz w:val="28"/>
-                <w:szCs w:val="28"/>
+                <w:sz w:val="22"/>
+                <w:szCs w:val="22"/>
               </w:rPr>
             </w:pPr>
           </w:p>
@@ -2931,6 +2927,7 @@
                 <w:sz w:val="24"/>
                 <w:szCs w:val="24"/>
               </w:rPr>
+              <w:lastRenderedPageBreak/>
               <w:t>Special Education Teacher</w:t>
             </w:r>
           </w:p>
@@ -3007,8 +3004,8 @@
           <w:rFonts w:ascii="Fredoka" w:hAnsi="Fredoka" w:cs="Fredoka"/>
           <w:b/>
           <w:bCs/>
-          <w:sz w:val="2"/>
-          <w:szCs w:val="2"/>
+          <w:sz w:val="8"/>
+          <w:szCs w:val="8"/>
         </w:rPr>
       </w:pPr>
       <w:r>
@@ -3016,8 +3013,8 @@
           <w:rFonts w:ascii="Fredoka" w:hAnsi="Fredoka" w:cs="Fredoka"/>
           <w:b/>
           <w:bCs/>
-          <w:sz w:val="2"/>
-          <w:szCs w:val="2"/>
+          <w:sz w:val="8"/>
+          <w:szCs w:val="8"/>
         </w:rPr>
         <w:t>{/student}</w:t>
       </w:r>
@@ -3088,7 +3085,6 @@
                 <w:sz w:val="36"/>
                 <w:szCs w:val="36"/>
               </w:rPr>
-              <w:lastRenderedPageBreak/>
               <w:t>DAILY LIVING SKILLS DOMAIN</w:t>
             </w:r>
           </w:p>
@@ -10862,6 +10858,7 @@
                 <w:lang w:val="en-PH"/>
                 <w14:ligatures w14:val="none"/>
               </w:rPr>
+              <w:lastRenderedPageBreak/>
               <w:t>NO/NA</w:t>
             </w:r>
           </w:p>

--- a/SPED PRC - Cover.docx
+++ b/SPED PRC - Cover.docx
@@ -1435,19 +1435,32 @@
           <w:sz w:val="22"/>
           <w:szCs w:val="28"/>
         </w:rPr>
-        <w:t>{#student}</w:t>
+        <w:t>{#student</w:t>
       </w:r>
-    </w:p>
-    <w:p>
-      <w:pPr>
-        <w:spacing w:after="0" w:line="240" w:lineRule="auto"/>
-        <w:jc w:val="center"/>
+      <w:r>
         <w:rPr>
           <w:rFonts w:ascii="Old English Text MT" w:hAnsi="Old English Text MT" w:cs="Times New Roman"/>
           <w:sz w:val="22"/>
           <w:szCs w:val="28"/>
         </w:rPr>
-      </w:pPr>
+        <w:t>s</w:t>
+      </w:r>
+      <w:r>
+        <w:rPr>
+          <w:rFonts w:ascii="Old English Text MT" w:hAnsi="Old English Text MT" w:cs="Times New Roman"/>
+          <w:sz w:val="22"/>
+          <w:szCs w:val="28"/>
+        </w:rPr>
+        <w:t>}</w:t>
+      </w:r>
+      <w:r>
+        <w:rPr>
+          <w:rFonts w:ascii="Old English Text MT" w:hAnsi="Old English Text MT" w:cs="Times New Roman"/>
+          <w:sz w:val="22"/>
+          <w:szCs w:val="28"/>
+        </w:rPr>
+        <w:t xml:space="preserve"> </w:t>
+      </w:r>
       <w:r>
         <w:rPr>
           <w:rFonts w:ascii="Old English Text MT" w:hAnsi="Old English Text MT" w:cs="Times New Roman"/>
@@ -2439,25 +2452,7 @@
                 <w:sz w:val="28"/>
                 <w:szCs w:val="28"/>
               </w:rPr>
-              <w:t>{</w:t>
-            </w:r>
-            <w:proofErr w:type="spellStart"/>
-            <w:r>
-              <w:rPr>
-                <w:rFonts w:ascii="Bernard MT Condensed" w:hAnsi="Bernard MT Condensed" w:cs="Fredoka"/>
-                <w:sz w:val="28"/>
-                <w:szCs w:val="28"/>
-              </w:rPr>
-              <w:t>schoolYear</w:t>
-            </w:r>
-            <w:proofErr w:type="spellEnd"/>
-            <w:r>
-              <w:rPr>
-                <w:rFonts w:ascii="Bernard MT Condensed" w:hAnsi="Bernard MT Condensed" w:cs="Fredoka"/>
-                <w:sz w:val="28"/>
-                <w:szCs w:val="28"/>
-              </w:rPr>
-              <w:t>}</w:t>
+              <w:t>{schoolYear}</w:t>
             </w:r>
           </w:p>
         </w:tc>
@@ -2879,25 +2874,7 @@
                 <w:sz w:val="28"/>
                 <w:szCs w:val="28"/>
               </w:rPr>
-              <w:t>{</w:t>
-            </w:r>
-            <w:proofErr w:type="spellStart"/>
-            <w:r>
-              <w:rPr>
-                <w:rFonts w:ascii="Bernard MT Condensed" w:hAnsi="Bernard MT Condensed" w:cs="Arial"/>
-                <w:sz w:val="28"/>
-                <w:szCs w:val="28"/>
-              </w:rPr>
-              <w:t>schoolHead</w:t>
-            </w:r>
-            <w:proofErr w:type="spellEnd"/>
-            <w:r>
-              <w:rPr>
-                <w:rFonts w:ascii="Bernard MT Condensed" w:hAnsi="Bernard MT Condensed" w:cs="Arial"/>
-                <w:sz w:val="28"/>
-                <w:szCs w:val="28"/>
-              </w:rPr>
-              <w:t>}</w:t>
+              <w:t>{schoolHead}</w:t>
             </w:r>
           </w:p>
         </w:tc>
@@ -2927,7 +2904,6 @@
                 <w:sz w:val="24"/>
                 <w:szCs w:val="24"/>
               </w:rPr>
-              <w:lastRenderedPageBreak/>
               <w:t>Special Education Teacher</w:t>
             </w:r>
           </w:p>
@@ -2972,25 +2948,7 @@
                 <w:sz w:val="24"/>
                 <w:szCs w:val="24"/>
               </w:rPr>
-              <w:t>{</w:t>
-            </w:r>
-            <w:proofErr w:type="spellStart"/>
-            <w:r>
-              <w:rPr>
-                <w:rFonts w:ascii="Fredoka" w:hAnsi="Fredoka" w:cs="Fredoka"/>
-                <w:sz w:val="24"/>
-                <w:szCs w:val="24"/>
-              </w:rPr>
-              <w:t>schoolHeadDesignation</w:t>
-            </w:r>
-            <w:proofErr w:type="spellEnd"/>
-            <w:r>
-              <w:rPr>
-                <w:rFonts w:ascii="Fredoka" w:hAnsi="Fredoka" w:cs="Fredoka"/>
-                <w:sz w:val="24"/>
-                <w:szCs w:val="24"/>
-              </w:rPr>
-              <w:t>}</w:t>
+              <w:t>{schoolHeadDesignation}</w:t>
             </w:r>
           </w:p>
         </w:tc>
@@ -3016,7 +2974,27 @@
           <w:sz w:val="8"/>
           <w:szCs w:val="8"/>
         </w:rPr>
-        <w:t>{/student}</w:t>
+        <w:t>{/student</w:t>
+      </w:r>
+      <w:r>
+        <w:rPr>
+          <w:rFonts w:ascii="Fredoka" w:hAnsi="Fredoka" w:cs="Fredoka"/>
+          <w:b/>
+          <w:bCs/>
+          <w:sz w:val="8"/>
+          <w:szCs w:val="8"/>
+        </w:rPr>
+        <w:t>s</w:t>
+      </w:r>
+      <w:r>
+        <w:rPr>
+          <w:rFonts w:ascii="Fredoka" w:hAnsi="Fredoka" w:cs="Fredoka"/>
+          <w:b/>
+          <w:bCs/>
+          <w:sz w:val="8"/>
+          <w:szCs w:val="8"/>
+        </w:rPr>
+        <w:t>}</w:t>
       </w:r>
     </w:p>
     <w:tbl>
@@ -3085,6 +3063,7 @@
                 <w:sz w:val="36"/>
                 <w:szCs w:val="36"/>
               </w:rPr>
+              <w:lastRenderedPageBreak/>
               <w:t>DAILY LIVING SKILLS DOMAIN</w:t>
             </w:r>
           </w:p>
@@ -3903,49 +3882,7 @@
                   <w14:round/>
                 </w14:textOutline>
               </w:rPr>
-              <w:t xml:space="preserve">Chews and </w:t>
-            </w:r>
-            <w:proofErr w:type="gramStart"/>
-            <w:r>
-              <w:rPr>
-                <w:rFonts w:ascii="Fredoka" w:hAnsi="Fredoka" w:cs="Fredoka"/>
-                <w:bCs/>
-                <w:color w:val="000000" w:themeColor="text1"/>
-                <w:sz w:val="24"/>
-                <w:szCs w:val="24"/>
-                <w14:shadow w14:blurRad="38100" w14:dist="19050" w14:dir="2700000" w14:sx="100000" w14:sy="100000" w14:kx="0" w14:ky="0" w14:algn="tl">
-                  <w14:schemeClr w14:val="dk1">
-                    <w14:alpha w14:val="60000"/>
-                  </w14:schemeClr>
-                </w14:shadow>
-                <w14:textOutline w14:w="0" w14:cap="flat" w14:cmpd="sng" w14:algn="ctr">
-                  <w14:noFill/>
-                  <w14:prstDash w14:val="solid"/>
-                  <w14:round/>
-                </w14:textOutline>
-              </w:rPr>
-              <w:t>swallows</w:t>
-            </w:r>
-            <w:proofErr w:type="gramEnd"/>
-            <w:r>
-              <w:rPr>
-                <w:rFonts w:ascii="Fredoka" w:hAnsi="Fredoka" w:cs="Fredoka"/>
-                <w:bCs/>
-                <w:color w:val="000000" w:themeColor="text1"/>
-                <w:sz w:val="24"/>
-                <w:szCs w:val="24"/>
-                <w14:shadow w14:blurRad="38100" w14:dist="19050" w14:dir="2700000" w14:sx="100000" w14:sy="100000" w14:kx="0" w14:ky="0" w14:algn="tl">
-                  <w14:schemeClr w14:val="dk1">
-                    <w14:alpha w14:val="60000"/>
-                  </w14:schemeClr>
-                </w14:shadow>
-                <w14:textOutline w14:w="0" w14:cap="flat" w14:cmpd="sng" w14:algn="ctr">
-                  <w14:noFill/>
-                  <w14:prstDash w14:val="solid"/>
-                  <w14:round/>
-                </w14:textOutline>
-              </w:rPr>
-              <w:t xml:space="preserve"> different kinds of foods</w:t>
+              <w:t>Chews and swallows different kinds of foods</w:t>
             </w:r>
           </w:p>
         </w:tc>
@@ -4114,7 +4051,6 @@
                 </w14:textOutline>
               </w:rPr>
             </w:pPr>
-            <w:proofErr w:type="gramStart"/>
             <w:r>
               <w:rPr>
                 <w:rFonts w:ascii="Fredoka" w:hAnsi="Fredoka" w:cs="Fredoka"/>
@@ -4133,28 +4069,7 @@
                   <w14:round/>
                 </w14:textOutline>
               </w:rPr>
-              <w:t>Swallows</w:t>
-            </w:r>
-            <w:proofErr w:type="gramEnd"/>
-            <w:r>
-              <w:rPr>
-                <w:rFonts w:ascii="Fredoka" w:hAnsi="Fredoka" w:cs="Fredoka"/>
-                <w:bCs/>
-                <w:color w:val="000000" w:themeColor="text1"/>
-                <w:sz w:val="24"/>
-                <w:szCs w:val="24"/>
-                <w14:shadow w14:blurRad="38100" w14:dist="19050" w14:dir="2700000" w14:sx="100000" w14:sy="100000" w14:kx="0" w14:ky="0" w14:algn="tl">
-                  <w14:schemeClr w14:val="dk1">
-                    <w14:alpha w14:val="60000"/>
-                  </w14:schemeClr>
-                </w14:shadow>
-                <w14:textOutline w14:w="0" w14:cap="flat" w14:cmpd="sng" w14:algn="ctr">
-                  <w14:noFill/>
-                  <w14:prstDash w14:val="solid"/>
-                  <w14:round/>
-                </w14:textOutline>
-              </w:rPr>
-              <w:t xml:space="preserve"> liquid like soup</w:t>
+              <w:t>Swallows liquid like soup</w:t>
             </w:r>
           </w:p>
         </w:tc>
@@ -4323,7 +4238,6 @@
                 </w14:textOutline>
               </w:rPr>
             </w:pPr>
-            <w:proofErr w:type="gramStart"/>
             <w:r>
               <w:rPr>
                 <w:rFonts w:ascii="Fredoka" w:hAnsi="Fredoka" w:cs="Fredoka"/>
@@ -4342,28 +4256,7 @@
                   <w14:round/>
                 </w14:textOutline>
               </w:rPr>
-              <w:t>Picks</w:t>
-            </w:r>
-            <w:proofErr w:type="gramEnd"/>
-            <w:r>
-              <w:rPr>
-                <w:rFonts w:ascii="Fredoka" w:hAnsi="Fredoka" w:cs="Fredoka"/>
-                <w:bCs/>
-                <w:color w:val="000000" w:themeColor="text1"/>
-                <w:sz w:val="24"/>
-                <w:szCs w:val="24"/>
-                <w14:shadow w14:blurRad="38100" w14:dist="19050" w14:dir="2700000" w14:sx="100000" w14:sy="100000" w14:kx="0" w14:ky="0" w14:algn="tl">
-                  <w14:schemeClr w14:val="dk1">
-                    <w14:alpha w14:val="60000"/>
-                  </w14:schemeClr>
-                </w14:shadow>
-                <w14:textOutline w14:w="0" w14:cap="flat" w14:cmpd="sng" w14:algn="ctr">
-                  <w14:noFill/>
-                  <w14:prstDash w14:val="solid"/>
-                  <w14:round/>
-                </w14:textOutline>
-              </w:rPr>
-              <w:t xml:space="preserve"> up food with fingers or scoops with spoon</w:t>
+              <w:t>Picks up food with fingers or scoops with spoon</w:t>
             </w:r>
           </w:p>
         </w:tc>
@@ -5280,7 +5173,6 @@
                 </w14:textOutline>
               </w:rPr>
             </w:pPr>
-            <w:proofErr w:type="gramStart"/>
             <w:r>
               <w:rPr>
                 <w:rFonts w:ascii="Fredoka" w:hAnsi="Fredoka" w:cs="Fredoka"/>
@@ -5299,28 +5191,7 @@
                   <w14:round/>
                 </w14:textOutline>
               </w:rPr>
-              <w:t>Cuts</w:t>
-            </w:r>
-            <w:proofErr w:type="gramEnd"/>
-            <w:r>
-              <w:rPr>
-                <w:rFonts w:ascii="Fredoka" w:hAnsi="Fredoka" w:cs="Fredoka"/>
-                <w:bCs/>
-                <w:color w:val="000000" w:themeColor="text1"/>
-                <w:sz w:val="24"/>
-                <w:szCs w:val="24"/>
-                <w14:shadow w14:blurRad="38100" w14:dist="19050" w14:dir="2700000" w14:sx="100000" w14:sy="100000" w14:kx="0" w14:ky="0" w14:algn="tl">
-                  <w14:schemeClr w14:val="dk1">
-                    <w14:alpha w14:val="60000"/>
-                  </w14:schemeClr>
-                </w14:shadow>
-                <w14:textOutline w14:w="0" w14:cap="flat" w14:cmpd="sng" w14:algn="ctr">
-                  <w14:noFill/>
-                  <w14:prstDash w14:val="solid"/>
-                  <w14:round/>
-                </w14:textOutline>
-              </w:rPr>
-              <w:t xml:space="preserve"> food using the table knife</w:t>
+              <w:t>Cuts food using the table knife</w:t>
             </w:r>
           </w:p>
         </w:tc>
@@ -8588,47 +8459,25 @@
                 </w14:textOutline>
               </w:rPr>
             </w:pPr>
-            <w:proofErr w:type="gramStart"/>
-            <w:r>
-              <w:rPr>
-                <w:rFonts w:ascii="Fredoka" w:hAnsi="Fredoka" w:cs="Fredoka"/>
-                <w:bCs/>
-                <w:color w:val="000000" w:themeColor="text1"/>
-                <w:sz w:val="22"/>
-                <w:szCs w:val="22"/>
-                <w14:shadow w14:blurRad="38100" w14:dist="19050" w14:dir="2700000" w14:sx="100000" w14:sy="100000" w14:kx="0" w14:ky="0" w14:algn="tl">
-                  <w14:schemeClr w14:val="dk1">
-                    <w14:alpha w14:val="60000"/>
-                  </w14:schemeClr>
-                </w14:shadow>
-                <w14:textOutline w14:w="0" w14:cap="flat" w14:cmpd="sng" w14:algn="ctr">
-                  <w14:noFill/>
-                  <w14:prstDash w14:val="solid"/>
-                  <w14:round/>
-                </w14:textOutline>
-              </w:rPr>
-              <w:t>Uses</w:t>
-            </w:r>
-            <w:proofErr w:type="gramEnd"/>
-            <w:r>
-              <w:rPr>
-                <w:rFonts w:ascii="Fredoka" w:hAnsi="Fredoka" w:cs="Fredoka"/>
-                <w:bCs/>
-                <w:color w:val="000000" w:themeColor="text1"/>
-                <w:sz w:val="22"/>
-                <w:szCs w:val="22"/>
-                <w14:shadow w14:blurRad="38100" w14:dist="19050" w14:dir="2700000" w14:sx="100000" w14:sy="100000" w14:kx="0" w14:ky="0" w14:algn="tl">
-                  <w14:schemeClr w14:val="dk1">
-                    <w14:alpha w14:val="60000"/>
-                  </w14:schemeClr>
-                </w14:shadow>
-                <w14:textOutline w14:w="0" w14:cap="flat" w14:cmpd="sng" w14:algn="ctr">
-                  <w14:noFill/>
-                  <w14:prstDash w14:val="solid"/>
-                  <w14:round/>
-                </w14:textOutline>
-              </w:rPr>
-              <w:t xml:space="preserve"> different cane techniques in travelling </w:t>
+            <w:r>
+              <w:rPr>
+                <w:rFonts w:ascii="Fredoka" w:hAnsi="Fredoka" w:cs="Fredoka"/>
+                <w:bCs/>
+                <w:color w:val="000000" w:themeColor="text1"/>
+                <w:sz w:val="22"/>
+                <w:szCs w:val="22"/>
+                <w14:shadow w14:blurRad="38100" w14:dist="19050" w14:dir="2700000" w14:sx="100000" w14:sy="100000" w14:kx="0" w14:ky="0" w14:algn="tl">
+                  <w14:schemeClr w14:val="dk1">
+                    <w14:alpha w14:val="60000"/>
+                  </w14:schemeClr>
+                </w14:shadow>
+                <w14:textOutline w14:w="0" w14:cap="flat" w14:cmpd="sng" w14:algn="ctr">
+                  <w14:noFill/>
+                  <w14:prstDash w14:val="solid"/>
+                  <w14:round/>
+                </w14:textOutline>
+              </w:rPr>
+              <w:t xml:space="preserve">Uses different cane techniques in travelling </w:t>
             </w:r>
           </w:p>
         </w:tc>
@@ -10858,7 +10707,6 @@
                 <w:lang w:val="en-PH"/>
                 <w14:ligatures w14:val="none"/>
               </w:rPr>
-              <w:lastRenderedPageBreak/>
               <w:t>NO/NA</w:t>
             </w:r>
           </w:p>

--- a/SPED PRC - Cover.docx
+++ b/SPED PRC - Cover.docx
@@ -47,7 +47,45 @@
                 <w:lang w:val="en-PH"/>
                 <w14:ligatures w14:val="none"/>
               </w:rPr>
-              <w:t>TEACHER’S REMARKS</w:t>
+              <w:t>{#</w:t>
+            </w:r>
+            <w:proofErr w:type="gramStart"/>
+            <w:r>
+              <w:rPr>
+                <w:rFonts w:ascii="Fredoka" w:hAnsi="Fredoka" w:cs="Fredoka"/>
+                <w:b/>
+                <w:bCs/>
+                <w:sz w:val="28"/>
+                <w:szCs w:val="28"/>
+                <w:lang w:val="en-PH"/>
+                <w14:ligatures w14:val="none"/>
+              </w:rPr>
+              <w:t>students}</w:t>
+            </w:r>
+            <w:r>
+              <w:rPr>
+                <w:rFonts w:ascii="Fredoka" w:hAnsi="Fredoka" w:cs="Fredoka"/>
+                <w:b/>
+                <w:bCs/>
+                <w:sz w:val="28"/>
+                <w:szCs w:val="28"/>
+                <w:lang w:val="en-PH"/>
+                <w14:ligatures w14:val="none"/>
+              </w:rPr>
+              <w:t>TEACHER’S</w:t>
+            </w:r>
+            <w:proofErr w:type="gramEnd"/>
+            <w:r>
+              <w:rPr>
+                <w:rFonts w:ascii="Fredoka" w:hAnsi="Fredoka" w:cs="Fredoka"/>
+                <w:b/>
+                <w:bCs/>
+                <w:sz w:val="28"/>
+                <w:szCs w:val="28"/>
+                <w:lang w:val="en-PH"/>
+                <w14:ligatures w14:val="none"/>
+              </w:rPr>
+              <w:t xml:space="preserve"> REMARKS</w:t>
             </w:r>
           </w:p>
         </w:tc>
@@ -1435,7 +1473,7 @@
           <w:sz w:val="22"/>
           <w:szCs w:val="28"/>
         </w:rPr>
-        <w:t>{#student</w:t>
+        <w:t>R</w:t>
       </w:r>
       <w:r>
         <w:rPr>
@@ -1443,31 +1481,7 @@
           <w:sz w:val="22"/>
           <w:szCs w:val="28"/>
         </w:rPr>
-        <w:t>s</w:t>
-      </w:r>
-      <w:r>
-        <w:rPr>
-          <w:rFonts w:ascii="Old English Text MT" w:hAnsi="Old English Text MT" w:cs="Times New Roman"/>
-          <w:sz w:val="22"/>
-          <w:szCs w:val="28"/>
-        </w:rPr>
-        <w:t>}</w:t>
-      </w:r>
-      <w:r>
-        <w:rPr>
-          <w:rFonts w:ascii="Old English Text MT" w:hAnsi="Old English Text MT" w:cs="Times New Roman"/>
-          <w:sz w:val="22"/>
-          <w:szCs w:val="28"/>
-        </w:rPr>
-        <w:t xml:space="preserve"> </w:t>
-      </w:r>
-      <w:r>
-        <w:rPr>
-          <w:rFonts w:ascii="Old English Text MT" w:hAnsi="Old English Text MT" w:cs="Times New Roman"/>
-          <w:sz w:val="22"/>
-          <w:szCs w:val="28"/>
-        </w:rPr>
-        <w:t>Republic of the Philippines</w:t>
+        <w:t>epublic of the Philippines</w:t>
       </w:r>
     </w:p>
     <w:p>
@@ -2452,7 +2466,25 @@
                 <w:sz w:val="28"/>
                 <w:szCs w:val="28"/>
               </w:rPr>
-              <w:t>{schoolYear}</w:t>
+              <w:t>{</w:t>
+            </w:r>
+            <w:proofErr w:type="spellStart"/>
+            <w:r>
+              <w:rPr>
+                <w:rFonts w:ascii="Bernard MT Condensed" w:hAnsi="Bernard MT Condensed" w:cs="Fredoka"/>
+                <w:sz w:val="28"/>
+                <w:szCs w:val="28"/>
+              </w:rPr>
+              <w:t>schoolYear</w:t>
+            </w:r>
+            <w:proofErr w:type="spellEnd"/>
+            <w:r>
+              <w:rPr>
+                <w:rFonts w:ascii="Bernard MT Condensed" w:hAnsi="Bernard MT Condensed" w:cs="Fredoka"/>
+                <w:sz w:val="28"/>
+                <w:szCs w:val="28"/>
+              </w:rPr>
+              <w:t>}</w:t>
             </w:r>
           </w:p>
         </w:tc>
@@ -2874,7 +2906,25 @@
                 <w:sz w:val="28"/>
                 <w:szCs w:val="28"/>
               </w:rPr>
-              <w:t>{schoolHead}</w:t>
+              <w:t>{</w:t>
+            </w:r>
+            <w:proofErr w:type="spellStart"/>
+            <w:r>
+              <w:rPr>
+                <w:rFonts w:ascii="Bernard MT Condensed" w:hAnsi="Bernard MT Condensed" w:cs="Arial"/>
+                <w:sz w:val="28"/>
+                <w:szCs w:val="28"/>
+              </w:rPr>
+              <w:t>schoolHead</w:t>
+            </w:r>
+            <w:proofErr w:type="spellEnd"/>
+            <w:r>
+              <w:rPr>
+                <w:rFonts w:ascii="Bernard MT Condensed" w:hAnsi="Bernard MT Condensed" w:cs="Arial"/>
+                <w:sz w:val="28"/>
+                <w:szCs w:val="28"/>
+              </w:rPr>
+              <w:t>}</w:t>
             </w:r>
           </w:p>
         </w:tc>
@@ -2948,7 +2998,25 @@
                 <w:sz w:val="24"/>
                 <w:szCs w:val="24"/>
               </w:rPr>
-              <w:t>{schoolHeadDesignation}</w:t>
+              <w:t>{</w:t>
+            </w:r>
+            <w:proofErr w:type="spellStart"/>
+            <w:r>
+              <w:rPr>
+                <w:rFonts w:ascii="Fredoka" w:hAnsi="Fredoka" w:cs="Fredoka"/>
+                <w:sz w:val="24"/>
+                <w:szCs w:val="24"/>
+              </w:rPr>
+              <w:t>schoolHeadDesignation</w:t>
+            </w:r>
+            <w:proofErr w:type="spellEnd"/>
+            <w:r>
+              <w:rPr>
+                <w:rFonts w:ascii="Fredoka" w:hAnsi="Fredoka" w:cs="Fredoka"/>
+                <w:sz w:val="24"/>
+                <w:szCs w:val="24"/>
+              </w:rPr>
+              <w:t>}</w:t>
             </w:r>
           </w:p>
         </w:tc>
@@ -3882,7 +3950,49 @@
                   <w14:round/>
                 </w14:textOutline>
               </w:rPr>
-              <w:t>Chews and swallows different kinds of foods</w:t>
+              <w:t xml:space="preserve">Chews and </w:t>
+            </w:r>
+            <w:proofErr w:type="gramStart"/>
+            <w:r>
+              <w:rPr>
+                <w:rFonts w:ascii="Fredoka" w:hAnsi="Fredoka" w:cs="Fredoka"/>
+                <w:bCs/>
+                <w:color w:val="000000" w:themeColor="text1"/>
+                <w:sz w:val="24"/>
+                <w:szCs w:val="24"/>
+                <w14:shadow w14:blurRad="38100" w14:dist="19050" w14:dir="2700000" w14:sx="100000" w14:sy="100000" w14:kx="0" w14:ky="0" w14:algn="tl">
+                  <w14:schemeClr w14:val="dk1">
+                    <w14:alpha w14:val="60000"/>
+                  </w14:schemeClr>
+                </w14:shadow>
+                <w14:textOutline w14:w="0" w14:cap="flat" w14:cmpd="sng" w14:algn="ctr">
+                  <w14:noFill/>
+                  <w14:prstDash w14:val="solid"/>
+                  <w14:round/>
+                </w14:textOutline>
+              </w:rPr>
+              <w:t>swallows</w:t>
+            </w:r>
+            <w:proofErr w:type="gramEnd"/>
+            <w:r>
+              <w:rPr>
+                <w:rFonts w:ascii="Fredoka" w:hAnsi="Fredoka" w:cs="Fredoka"/>
+                <w:bCs/>
+                <w:color w:val="000000" w:themeColor="text1"/>
+                <w:sz w:val="24"/>
+                <w:szCs w:val="24"/>
+                <w14:shadow w14:blurRad="38100" w14:dist="19050" w14:dir="2700000" w14:sx="100000" w14:sy="100000" w14:kx="0" w14:ky="0" w14:algn="tl">
+                  <w14:schemeClr w14:val="dk1">
+                    <w14:alpha w14:val="60000"/>
+                  </w14:schemeClr>
+                </w14:shadow>
+                <w14:textOutline w14:w="0" w14:cap="flat" w14:cmpd="sng" w14:algn="ctr">
+                  <w14:noFill/>
+                  <w14:prstDash w14:val="solid"/>
+                  <w14:round/>
+                </w14:textOutline>
+              </w:rPr>
+              <w:t xml:space="preserve"> different kinds of foods</w:t>
             </w:r>
           </w:p>
         </w:tc>
@@ -4051,25 +4161,47 @@
                 </w14:textOutline>
               </w:rPr>
             </w:pPr>
-            <w:r>
-              <w:rPr>
-                <w:rFonts w:ascii="Fredoka" w:hAnsi="Fredoka" w:cs="Fredoka"/>
-                <w:bCs/>
-                <w:color w:val="000000" w:themeColor="text1"/>
-                <w:sz w:val="24"/>
-                <w:szCs w:val="24"/>
-                <w14:shadow w14:blurRad="38100" w14:dist="19050" w14:dir="2700000" w14:sx="100000" w14:sy="100000" w14:kx="0" w14:ky="0" w14:algn="tl">
-                  <w14:schemeClr w14:val="dk1">
-                    <w14:alpha w14:val="60000"/>
-                  </w14:schemeClr>
-                </w14:shadow>
-                <w14:textOutline w14:w="0" w14:cap="flat" w14:cmpd="sng" w14:algn="ctr">
-                  <w14:noFill/>
-                  <w14:prstDash w14:val="solid"/>
-                  <w14:round/>
-                </w14:textOutline>
-              </w:rPr>
-              <w:t>Swallows liquid like soup</w:t>
+            <w:proofErr w:type="gramStart"/>
+            <w:r>
+              <w:rPr>
+                <w:rFonts w:ascii="Fredoka" w:hAnsi="Fredoka" w:cs="Fredoka"/>
+                <w:bCs/>
+                <w:color w:val="000000" w:themeColor="text1"/>
+                <w:sz w:val="24"/>
+                <w:szCs w:val="24"/>
+                <w14:shadow w14:blurRad="38100" w14:dist="19050" w14:dir="2700000" w14:sx="100000" w14:sy="100000" w14:kx="0" w14:ky="0" w14:algn="tl">
+                  <w14:schemeClr w14:val="dk1">
+                    <w14:alpha w14:val="60000"/>
+                  </w14:schemeClr>
+                </w14:shadow>
+                <w14:textOutline w14:w="0" w14:cap="flat" w14:cmpd="sng" w14:algn="ctr">
+                  <w14:noFill/>
+                  <w14:prstDash w14:val="solid"/>
+                  <w14:round/>
+                </w14:textOutline>
+              </w:rPr>
+              <w:t>Swallows</w:t>
+            </w:r>
+            <w:proofErr w:type="gramEnd"/>
+            <w:r>
+              <w:rPr>
+                <w:rFonts w:ascii="Fredoka" w:hAnsi="Fredoka" w:cs="Fredoka"/>
+                <w:bCs/>
+                <w:color w:val="000000" w:themeColor="text1"/>
+                <w:sz w:val="24"/>
+                <w:szCs w:val="24"/>
+                <w14:shadow w14:blurRad="38100" w14:dist="19050" w14:dir="2700000" w14:sx="100000" w14:sy="100000" w14:kx="0" w14:ky="0" w14:algn="tl">
+                  <w14:schemeClr w14:val="dk1">
+                    <w14:alpha w14:val="60000"/>
+                  </w14:schemeClr>
+                </w14:shadow>
+                <w14:textOutline w14:w="0" w14:cap="flat" w14:cmpd="sng" w14:algn="ctr">
+                  <w14:noFill/>
+                  <w14:prstDash w14:val="solid"/>
+                  <w14:round/>
+                </w14:textOutline>
+              </w:rPr>
+              <w:t xml:space="preserve"> liquid like soup</w:t>
             </w:r>
           </w:p>
         </w:tc>
@@ -4238,25 +4370,47 @@
                 </w14:textOutline>
               </w:rPr>
             </w:pPr>
-            <w:r>
-              <w:rPr>
-                <w:rFonts w:ascii="Fredoka" w:hAnsi="Fredoka" w:cs="Fredoka"/>
-                <w:bCs/>
-                <w:color w:val="000000" w:themeColor="text1"/>
-                <w:sz w:val="24"/>
-                <w:szCs w:val="24"/>
-                <w14:shadow w14:blurRad="38100" w14:dist="19050" w14:dir="2700000" w14:sx="100000" w14:sy="100000" w14:kx="0" w14:ky="0" w14:algn="tl">
-                  <w14:schemeClr w14:val="dk1">
-                    <w14:alpha w14:val="60000"/>
-                  </w14:schemeClr>
-                </w14:shadow>
-                <w14:textOutline w14:w="0" w14:cap="flat" w14:cmpd="sng" w14:algn="ctr">
-                  <w14:noFill/>
-                  <w14:prstDash w14:val="solid"/>
-                  <w14:round/>
-                </w14:textOutline>
-              </w:rPr>
-              <w:t>Picks up food with fingers or scoops with spoon</w:t>
+            <w:proofErr w:type="gramStart"/>
+            <w:r>
+              <w:rPr>
+                <w:rFonts w:ascii="Fredoka" w:hAnsi="Fredoka" w:cs="Fredoka"/>
+                <w:bCs/>
+                <w:color w:val="000000" w:themeColor="text1"/>
+                <w:sz w:val="24"/>
+                <w:szCs w:val="24"/>
+                <w14:shadow w14:blurRad="38100" w14:dist="19050" w14:dir="2700000" w14:sx="100000" w14:sy="100000" w14:kx="0" w14:ky="0" w14:algn="tl">
+                  <w14:schemeClr w14:val="dk1">
+                    <w14:alpha w14:val="60000"/>
+                  </w14:schemeClr>
+                </w14:shadow>
+                <w14:textOutline w14:w="0" w14:cap="flat" w14:cmpd="sng" w14:algn="ctr">
+                  <w14:noFill/>
+                  <w14:prstDash w14:val="solid"/>
+                  <w14:round/>
+                </w14:textOutline>
+              </w:rPr>
+              <w:t>Picks</w:t>
+            </w:r>
+            <w:proofErr w:type="gramEnd"/>
+            <w:r>
+              <w:rPr>
+                <w:rFonts w:ascii="Fredoka" w:hAnsi="Fredoka" w:cs="Fredoka"/>
+                <w:bCs/>
+                <w:color w:val="000000" w:themeColor="text1"/>
+                <w:sz w:val="24"/>
+                <w:szCs w:val="24"/>
+                <w14:shadow w14:blurRad="38100" w14:dist="19050" w14:dir="2700000" w14:sx="100000" w14:sy="100000" w14:kx="0" w14:ky="0" w14:algn="tl">
+                  <w14:schemeClr w14:val="dk1">
+                    <w14:alpha w14:val="60000"/>
+                  </w14:schemeClr>
+                </w14:shadow>
+                <w14:textOutline w14:w="0" w14:cap="flat" w14:cmpd="sng" w14:algn="ctr">
+                  <w14:noFill/>
+                  <w14:prstDash w14:val="solid"/>
+                  <w14:round/>
+                </w14:textOutline>
+              </w:rPr>
+              <w:t xml:space="preserve"> up food with fingers or scoops with spoon</w:t>
             </w:r>
           </w:p>
         </w:tc>
@@ -5173,25 +5327,47 @@
                 </w14:textOutline>
               </w:rPr>
             </w:pPr>
-            <w:r>
-              <w:rPr>
-                <w:rFonts w:ascii="Fredoka" w:hAnsi="Fredoka" w:cs="Fredoka"/>
-                <w:bCs/>
-                <w:color w:val="000000" w:themeColor="text1"/>
-                <w:sz w:val="24"/>
-                <w:szCs w:val="24"/>
-                <w14:shadow w14:blurRad="38100" w14:dist="19050" w14:dir="2700000" w14:sx="100000" w14:sy="100000" w14:kx="0" w14:ky="0" w14:algn="tl">
-                  <w14:schemeClr w14:val="dk1">
-                    <w14:alpha w14:val="60000"/>
-                  </w14:schemeClr>
-                </w14:shadow>
-                <w14:textOutline w14:w="0" w14:cap="flat" w14:cmpd="sng" w14:algn="ctr">
-                  <w14:noFill/>
-                  <w14:prstDash w14:val="solid"/>
-                  <w14:round/>
-                </w14:textOutline>
-              </w:rPr>
-              <w:t>Cuts food using the table knife</w:t>
+            <w:proofErr w:type="gramStart"/>
+            <w:r>
+              <w:rPr>
+                <w:rFonts w:ascii="Fredoka" w:hAnsi="Fredoka" w:cs="Fredoka"/>
+                <w:bCs/>
+                <w:color w:val="000000" w:themeColor="text1"/>
+                <w:sz w:val="24"/>
+                <w:szCs w:val="24"/>
+                <w14:shadow w14:blurRad="38100" w14:dist="19050" w14:dir="2700000" w14:sx="100000" w14:sy="100000" w14:kx="0" w14:ky="0" w14:algn="tl">
+                  <w14:schemeClr w14:val="dk1">
+                    <w14:alpha w14:val="60000"/>
+                  </w14:schemeClr>
+                </w14:shadow>
+                <w14:textOutline w14:w="0" w14:cap="flat" w14:cmpd="sng" w14:algn="ctr">
+                  <w14:noFill/>
+                  <w14:prstDash w14:val="solid"/>
+                  <w14:round/>
+                </w14:textOutline>
+              </w:rPr>
+              <w:t>Cuts</w:t>
+            </w:r>
+            <w:proofErr w:type="gramEnd"/>
+            <w:r>
+              <w:rPr>
+                <w:rFonts w:ascii="Fredoka" w:hAnsi="Fredoka" w:cs="Fredoka"/>
+                <w:bCs/>
+                <w:color w:val="000000" w:themeColor="text1"/>
+                <w:sz w:val="24"/>
+                <w:szCs w:val="24"/>
+                <w14:shadow w14:blurRad="38100" w14:dist="19050" w14:dir="2700000" w14:sx="100000" w14:sy="100000" w14:kx="0" w14:ky="0" w14:algn="tl">
+                  <w14:schemeClr w14:val="dk1">
+                    <w14:alpha w14:val="60000"/>
+                  </w14:schemeClr>
+                </w14:shadow>
+                <w14:textOutline w14:w="0" w14:cap="flat" w14:cmpd="sng" w14:algn="ctr">
+                  <w14:noFill/>
+                  <w14:prstDash w14:val="solid"/>
+                  <w14:round/>
+                </w14:textOutline>
+              </w:rPr>
+              <w:t xml:space="preserve"> food using the table knife</w:t>
             </w:r>
           </w:p>
         </w:tc>
@@ -8459,25 +8635,47 @@
                 </w14:textOutline>
               </w:rPr>
             </w:pPr>
-            <w:r>
-              <w:rPr>
-                <w:rFonts w:ascii="Fredoka" w:hAnsi="Fredoka" w:cs="Fredoka"/>
-                <w:bCs/>
-                <w:color w:val="000000" w:themeColor="text1"/>
-                <w:sz w:val="22"/>
-                <w:szCs w:val="22"/>
-                <w14:shadow w14:blurRad="38100" w14:dist="19050" w14:dir="2700000" w14:sx="100000" w14:sy="100000" w14:kx="0" w14:ky="0" w14:algn="tl">
-                  <w14:schemeClr w14:val="dk1">
-                    <w14:alpha w14:val="60000"/>
-                  </w14:schemeClr>
-                </w14:shadow>
-                <w14:textOutline w14:w="0" w14:cap="flat" w14:cmpd="sng" w14:algn="ctr">
-                  <w14:noFill/>
-                  <w14:prstDash w14:val="solid"/>
-                  <w14:round/>
-                </w14:textOutline>
-              </w:rPr>
-              <w:t xml:space="preserve">Uses different cane techniques in travelling </w:t>
+            <w:proofErr w:type="gramStart"/>
+            <w:r>
+              <w:rPr>
+                <w:rFonts w:ascii="Fredoka" w:hAnsi="Fredoka" w:cs="Fredoka"/>
+                <w:bCs/>
+                <w:color w:val="000000" w:themeColor="text1"/>
+                <w:sz w:val="22"/>
+                <w:szCs w:val="22"/>
+                <w14:shadow w14:blurRad="38100" w14:dist="19050" w14:dir="2700000" w14:sx="100000" w14:sy="100000" w14:kx="0" w14:ky="0" w14:algn="tl">
+                  <w14:schemeClr w14:val="dk1">
+                    <w14:alpha w14:val="60000"/>
+                  </w14:schemeClr>
+                </w14:shadow>
+                <w14:textOutline w14:w="0" w14:cap="flat" w14:cmpd="sng" w14:algn="ctr">
+                  <w14:noFill/>
+                  <w14:prstDash w14:val="solid"/>
+                  <w14:round/>
+                </w14:textOutline>
+              </w:rPr>
+              <w:t>Uses</w:t>
+            </w:r>
+            <w:proofErr w:type="gramEnd"/>
+            <w:r>
+              <w:rPr>
+                <w:rFonts w:ascii="Fredoka" w:hAnsi="Fredoka" w:cs="Fredoka"/>
+                <w:bCs/>
+                <w:color w:val="000000" w:themeColor="text1"/>
+                <w:sz w:val="22"/>
+                <w:szCs w:val="22"/>
+                <w14:shadow w14:blurRad="38100" w14:dist="19050" w14:dir="2700000" w14:sx="100000" w14:sy="100000" w14:kx="0" w14:ky="0" w14:algn="tl">
+                  <w14:schemeClr w14:val="dk1">
+                    <w14:alpha w14:val="60000"/>
+                  </w14:schemeClr>
+                </w14:shadow>
+                <w14:textOutline w14:w="0" w14:cap="flat" w14:cmpd="sng" w14:algn="ctr">
+                  <w14:noFill/>
+                  <w14:prstDash w14:val="solid"/>
+                  <w14:round/>
+                </w14:textOutline>
+              </w:rPr>
+              <w:t xml:space="preserve"> different cane techniques in travelling </w:t>
             </w:r>
           </w:p>
         </w:tc>
